--- a/course_development/active_inference_ms/03_math_detectives/04_cognition/output/lab-protocols/04_cognition-lab.docx
+++ b/course_development/active_inference_ms/03_math_detectives/04_cognition/output/lab-protocols/04_cognition-lab.docx
@@ -4,7 +4,7 @@
   <w:body>
     <w:p>
       <w:r>
-        <w:t>Lab: Exploring Cognition</w:t>
+        <w:t>Lab: Finding Signal in the Noise -- Data Investigation</w:t>
       </w:r>
     </w:p>
     <w:p>
@@ -14,22 +14,52 @@
     </w:p>
     <w:p>
       <w:r>
-        <w:t>Design and simulate a simple agent that demonstrates the principles of Cognition .</w:t>
+        <w:t>Learning Goal: Use data collection and analysis to explore the concept of analyzing patterns through probability and pattern-finding.</w:t>
       </w:r>
     </w:p>
     <w:p>
       <w:r>
-        <w:t>Prerequisites</w:t>
+        <w:t>This is a guided worksheet designed for middle school students (Grades 6-8).</w:t>
       </w:r>
     </w:p>
     <w:p>
       <w:r>
-        <w:t>Basic understanding of Python or a relevant simulation tool.  Familiarity with the formal definition of Cognition.   Steps</w:t>
+        <w:t>Materials Needed</w:t>
       </w:r>
     </w:p>
     <w:p>
       <w:r>
-        <w:t>Define the Environment : Create a simple grid world or state space relevant to Ms.  Define the Agent : Specify the agent's generative model, focusing on Cognition.  Simulation : Run the agent for 100 timesteps.  Perturbation : Introduce a specific challenge to Cognition (e.g., increased noise, occlusion).  Analysis : Plot the Free Energy over time. Does the agent successfully adapt?   Discussion Requirements</w:t>
+        <w:t>Pencil and worksheet  Calculator (optional)  Graph paper or blank paper  Dice, coins, or random number generator (optional)  Lab journal or notebook    Part 1: Data Collection (10 min)</w:t>
+      </w:r>
+    </w:p>
+    <w:p>
+      <w:r>
+        <w:t>Mystery solving with probability clues. Record your data carefully -- every number matters.</w:t>
+      </w:r>
+    </w:p>
+    <w:p>
+      <w:r>
+        <w:t>Data Point #  What you measured/observed  Category or value  Notes      1       2       3       4       5       6       7       8        Write your response here   Part 2: Pattern Analysis (15 min)</w:t>
+      </w:r>
+    </w:p>
+    <w:p>
+      <w:r>
+        <w:t>Look at your data and search for patterns. A math detective does not just collect numbers -- they ask what the numbers MEAN.</w:t>
+      </w:r>
+    </w:p>
+    <w:p>
+      <w:r>
+        <w:t>Analysis Question  Your Finding      What is the most common value or category?     What is the range (highest - lowest)?     Do you see any patterns or trends?     Are there any surprising outliers?     What would you predict the next data point would be?      Write your response here   Part 3: Prediction Challenge (10 min)</w:t>
+      </w:r>
+    </w:p>
+    <w:p>
+      <w:r>
+        <w:t>Based on your data, make a prediction and then test it.</w:t>
+      </w:r>
+    </w:p>
+    <w:p>
+      <w:r>
+        <w:t>Step  Your Work      My prediction     My confidence level (1-10)     How I tested it     What actually happened     Was my prediction correct?     How would I update my prediction now?      Write your response here   Part 4: Reflection Table</w:t>
       </w:r>
     </w:p>
     <w:sectPr>
